--- a/courseware/LP-AI-Transformation-with-Microsoft-Copilot.docx
+++ b/courseware/LP-AI-Transformation-with-Microsoft-Copilot.docx
@@ -15,7 +15,7 @@
               <a:graphicData uri="http://schemas.openxmlformats.org/drawingml/2006/picture">
                 <pic:pic>
                   <pic:nvPicPr>
-                    <pic:cNvPr id="0" name="tertiary-infotech-logo.png"/>
+                    <pic:cNvPr id="0" name="provider-logo.png"/>
                     <pic:cNvPicPr/>
                   </pic:nvPicPr>
                   <pic:blipFill>
@@ -84,7 +84,7 @@
     </w:p>
     <w:p>
       <w:r>
-        <w:t>Lesson Plan | TGS-2024044051 | v1.0 | 27 September 2026</w:t>
+        <w:t>Lesson Plan | TGS-2024044051 | v2.0 | 27 September 2026</w:t>
       </w:r>
     </w:p>
     <w:p>
@@ -186,7 +186,49 @@
           </w:tcPr>
           <w:p>
             <w:r>
-              <w:t>Complete replacement of legacy MS-700 content with Copilot implementation, security, agents and value assessment.</w:t>
+              <w:t>Initial Copilot technical courseware release.</w:t>
+            </w:r>
+          </w:p>
+        </w:tc>
+        <w:tc>
+          <w:tcPr>
+            <w:tcW w:type="dxa" w:w="2160"/>
+          </w:tcPr>
+          <w:p>
+            <w:r>
+              <w:t>Tertiary Infotech Academy</w:t>
+            </w:r>
+          </w:p>
+        </w:tc>
+      </w:tr>
+      <w:tr>
+        <w:tc>
+          <w:tcPr>
+            <w:tcW w:type="dxa" w:w="2160"/>
+          </w:tcPr>
+          <w:p>
+            <w:r>
+              <w:t>v2.0</w:t>
+            </w:r>
+          </w:p>
+        </w:tc>
+        <w:tc>
+          <w:tcPr>
+            <w:tcW w:type="dxa" w:w="2160"/>
+          </w:tcPr>
+          <w:p>
+            <w:r>
+              <w:t>27 September 2026</w:t>
+            </w:r>
+          </w:p>
+        </w:tc>
+        <w:tc>
+          <w:tcPr>
+            <w:tcW w:type="dxa" w:w="2160"/>
+          </w:tcPr>
+          <w:p>
+            <w:r>
+              <w:t>Executive overhaul: direct Copilot use, strategic decisions, governance, adoption and measured outcomes.</w:t>
             </w:r>
           </w:p>
         </w:tc>
@@ -212,6 +254,20 @@
     </w:p>
     <w:p>
       <w:pPr>
+        <w:spacing w:after="0"/>
+      </w:pPr>
+      <w:r>
+        <w:fldChar w:fldCharType="begin"/>
+      </w:r>
+      <w:r>
+        <w:instrText xml:space="preserve">TOC \o "1-3" \h \z \u</w:instrText>
+      </w:r>
+      <w:r>
+        <w:fldChar w:fldCharType="end"/>
+      </w:r>
+    </w:p>
+    <w:p>
+      <w:pPr>
         <w:ind w:left="288"/>
       </w:pPr>
       <w:hyperlink w:anchor="day1">
@@ -219,7 +275,7 @@
           <w:rPr>
             <w:color w:val="1F6FEB"/>
           </w:rPr>
-          <w:t>Day 1 · LO1  ........................................  2</w:t>
+          <w:t>Day 1 · LO1  ........................................  3</w:t>
         </w:r>
       </w:hyperlink>
     </w:p>
@@ -271,7 +327,7 @@
           <w:rPr>
             <w:color w:val="1F6FEB"/>
           </w:rPr>
-          <w:t>Outcome-to-evidence map  ........................................  3</w:t>
+          <w:t>Outcome-to-evidence map  ........................................  4</w:t>
         </w:r>
       </w:hyperlink>
     </w:p>
@@ -329,14 +385,19 @@
       </w:r>
     </w:p>
     <w:p>
-      <w:bookmarkStart w:id="17089" w:name="day1"/>
+      <w:r>
+        <w:br w:type="page"/>
+      </w:r>
+    </w:p>
+    <w:p>
+      <w:bookmarkStart w:id="38632" w:name="day1"/>
       <w:pPr>
         <w:pStyle w:val="Heading2"/>
       </w:pPr>
       <w:r>
         <w:t>Day 1 · LO1</w:t>
       </w:r>
-      <w:bookmarkEnd w:id="17089"/>
+      <w:bookmarkEnd w:id="38632"/>
     </w:p>
     <w:tbl>
       <w:tblPr>
@@ -387,7 +448,7 @@
           </w:tcPr>
           <w:p>
             <w:r>
-              <w:t>Copilot readiness and process baseline</w:t>
+              <w:t>Executive Copilot opportunity and transformation mandate</w:t>
             </w:r>
           </w:p>
         </w:tc>
@@ -409,7 +470,7 @@
           </w:tcPr>
           <w:p>
             <w:r>
-              <w:t>Pilot cohort, Graph permissions and Labs 01–02</w:t>
+              <w:t>Copilot Chat research and sourced decision briefs, Labs 01–02</w:t>
             </w:r>
           </w:p>
         </w:tc>
@@ -431,7 +492,7 @@
           </w:tcPr>
           <w:p>
             <w:r>
-              <w:t>Grounding and document workflows, Lab 03</w:t>
+              <w:t>Word strategy memo and PowerPoint board story, Lab 03</w:t>
             </w:r>
           </w:p>
         </w:tc>
@@ -453,7 +514,7 @@
           </w:tcPr>
           <w:p>
             <w:r>
-              <w:t>Office outputs, Teams actions and adoption planning</w:t>
+              <w:t>Leadership decisions, peer challenge and implementation roadmap</w:t>
             </w:r>
           </w:p>
         </w:tc>
@@ -465,14 +526,14 @@
       </w:r>
     </w:p>
     <w:p>
-      <w:bookmarkStart w:id="53638" w:name="day2"/>
+      <w:bookmarkStart w:id="82806" w:name="day2"/>
       <w:pPr>
         <w:pStyle w:val="Heading2"/>
       </w:pPr>
       <w:r>
         <w:t>Day 2 · LO2</w:t>
       </w:r>
-      <w:bookmarkEnd w:id="53638"/>
+      <w:bookmarkEnd w:id="82806"/>
     </w:p>
     <w:tbl>
       <w:tblPr>
@@ -523,7 +584,7 @@
           </w:tcPr>
           <w:p>
             <w:r>
-              <w:t>Identity, labels and DLP controls</w:t>
+              <w:t>Business data boundaries and human review</w:t>
             </w:r>
           </w:p>
         </w:tc>
@@ -545,7 +606,7 @@
           </w:tcPr>
           <w:p>
             <w:r>
-              <w:t>Oversharing and retention, Lab 04</w:t>
+              <w:t>Responsible use and source verification, Lab 04</w:t>
             </w:r>
           </w:p>
         </w:tc>
@@ -567,7 +628,7 @@
           </w:tcPr>
           <w:p>
             <w:r>
-              <w:t>Audit, injection and fabrication tests, Lab 05</w:t>
+              <w:t>Governance, risk appetite and board assurance, Lab 05</w:t>
             </w:r>
           </w:p>
         </w:tc>
@@ -589,7 +650,7 @@
           </w:tcPr>
           <w:p>
             <w:r>
-              <w:t>Permission design, environment policy and incident response</w:t>
+              <w:t>Executive communication, Teams and Outlook, Lab 06</w:t>
             </w:r>
           </w:p>
         </w:tc>
@@ -601,14 +662,14 @@
       </w:r>
     </w:p>
     <w:p>
-      <w:bookmarkStart w:id="65911" w:name="day3"/>
+      <w:bookmarkStart w:id="99000" w:name="day3"/>
       <w:pPr>
         <w:pStyle w:val="Heading2"/>
       </w:pPr>
       <w:r>
         <w:t>Day 3 · LO3 and LO4</w:t>
       </w:r>
-      <w:bookmarkEnd w:id="65911"/>
+      <w:bookmarkEnd w:id="99000"/>
     </w:p>
     <w:tbl>
       <w:tblPr>
@@ -659,7 +720,7 @@
           </w:tcPr>
           <w:p>
             <w:r>
-              <w:t>Agent contracts, sources and integrations, Labs 06–07</w:t>
+              <w:t>Integration choices and executive operating model, Lab 07</w:t>
             </w:r>
           </w:p>
         </w:tc>
@@ -681,7 +742,7 @@
           </w:tcPr>
           <w:p>
             <w:r>
-              <w:t>Foundry, MCP and A2A decision controls, Lab 08</w:t>
+              <w:t>Adoption portfolio and 90-day plan, Lab 08</w:t>
             </w:r>
           </w:p>
         </w:tc>
@@ -703,7 +764,7 @@
           </w:tcPr>
           <w:p>
             <w:r>
-              <w:t>Telemetry, ROI, quality and rollout gates, Labs 09–10</w:t>
+              <w:t>Excel value case, scorecard and go/hold decision, Labs 09–10</w:t>
             </w:r>
           </w:p>
         </w:tc>
@@ -759,14 +820,14 @@
       </w:r>
     </w:p>
     <w:p>
-      <w:bookmarkStart w:id="51609" w:name="moderation"/>
+      <w:bookmarkStart w:id="62425" w:name="moderation"/>
       <w:pPr>
         <w:pStyle w:val="Heading1"/>
       </w:pPr>
       <w:r>
         <w:t>Assessment and moderation</w:t>
       </w:r>
-      <w:bookmarkEnd w:id="51609"/>
+      <w:bookmarkEnd w:id="62425"/>
     </w:p>
     <w:p>
       <w:r>
@@ -774,33 +835,33 @@
       </w:r>
     </w:p>
     <w:p>
-      <w:bookmarkStart w:id="39167" w:name="outcomemap"/>
+      <w:bookmarkStart w:id="46437" w:name="outcomemap"/>
       <w:pPr>
         <w:pStyle w:val="Heading1"/>
       </w:pPr>
       <w:r>
         <w:t>Outcome-to-evidence map</w:t>
       </w:r>
-      <w:bookmarkEnd w:id="39167"/>
+      <w:bookmarkEnd w:id="46437"/>
     </w:p>
     <w:p>
       <w:r>
-        <w:t>LO1: Topic 1; slide cases NS-01, NS-02, NS-03, NS-04, NS-05, NS-06, NS-07, NS-08, NS-09, NS-10, NS-11, NS-12, NS-13; practical task 1.</w:t>
+        <w:t>LO1: Topic 1; executive cases NS-01, NS-02, NS-03, NS-04, NS-05, NS-06, NS-07, NS-08, NS-09, NS-10, NS-11, NS-12, NS-13, NS-14, NS-15; practical task 1.</w:t>
       </w:r>
     </w:p>
     <w:p>
       <w:r>
-        <w:t>LO2: Topic 2; slide cases NS-14, NS-15, NS-16, NS-17, NS-18, NS-19, NS-20, NS-21, NS-22, NS-23, NS-24, NS-25; practical task 2.</w:t>
+        <w:t>LO2: Topic 2; executive cases NS-16, NS-17, NS-18, NS-19, NS-20, NS-21, NS-22, NS-23, NS-24, NS-25; practical task 2.</w:t>
       </w:r>
     </w:p>
     <w:p>
       <w:r>
-        <w:t>LO3: Topic 3; slide cases NS-26, NS-27, NS-28, NS-29, NS-30, NS-31, NS-32, NS-33, NS-34, NS-35, NS-36, NS-37, NS-38; practical task 3.</w:t>
+        <w:t>LO3: Topic 3; executive cases NS-26, NS-27, NS-28, NS-29, NS-30, NS-31, NS-32, NS-33, NS-34, NS-35; practical task 3.</w:t>
       </w:r>
     </w:p>
     <w:p>
       <w:r>
-        <w:t>LO4: Topic 4; slide cases NS-39, NS-40, NS-41, NS-42, NS-43, NS-44, NS-45, NS-46, NS-47, NS-48, NS-49, NS-50; practical task 4.</w:t>
+        <w:t>LO4: Topic 4; executive cases NS-36, NS-37, NS-38, NS-39, NS-40, NS-41, NS-42, NS-43, NS-44, NS-45, NS-46, NS-47, NS-48, NS-49, NS-50; practical task 4.</w:t>
       </w:r>
     </w:p>
     <w:sectPr>

--- a/courseware/LP-AI-Transformation-with-Microsoft-Copilot.docx
+++ b/courseware/LP-AI-Transformation-with-Microsoft-Copilot.docx
@@ -84,7 +84,7 @@
     </w:p>
     <w:p>
       <w:r>
-        <w:t>Lesson Plan | TGS-2024044051 | v2.0 | 27 September 2026</w:t>
+        <w:t>Lesson Plan | TGS-2024044051 | v3.0 | 28 September 2026</w:t>
       </w:r>
     </w:p>
     <w:p>
@@ -228,7 +228,49 @@
           </w:tcPr>
           <w:p>
             <w:r>
-              <w:t>Executive overhaul: direct Copilot use, strategic decisions, governance, adoption and measured outcomes.</w:t>
+              <w:t>Executive redesign: Copilot use, governance, adoption and value.</w:t>
+            </w:r>
+          </w:p>
+        </w:tc>
+        <w:tc>
+          <w:tcPr>
+            <w:tcW w:type="dxa" w:w="2160"/>
+          </w:tcPr>
+          <w:p>
+            <w:r>
+              <w:t>Tertiary Infotech Academy</w:t>
+            </w:r>
+          </w:p>
+        </w:tc>
+      </w:tr>
+      <w:tr>
+        <w:tc>
+          <w:tcPr>
+            <w:tcW w:type="dxa" w:w="2160"/>
+          </w:tcPr>
+          <w:p>
+            <w:r>
+              <w:t>v3.0</w:t>
+            </w:r>
+          </w:p>
+        </w:tc>
+        <w:tc>
+          <w:tcPr>
+            <w:tcW w:type="dxa" w:w="2160"/>
+          </w:tcPr>
+          <w:p>
+            <w:r>
+              <w:t>28 September 2026</w:t>
+            </w:r>
+          </w:p>
+        </w:tc>
+        <w:tc>
+          <w:tcPr>
+            <w:tcW w:type="dxa" w:w="2160"/>
+          </w:tcPr>
+          <w:p>
+            <w:r>
+              <w:t>Microsoft 365 Copilot, no-code Workflows, Agent Builder and business outcomes.</w:t>
             </w:r>
           </w:p>
         </w:tc>
@@ -390,14 +432,14 @@
       </w:r>
     </w:p>
     <w:p>
-      <w:bookmarkStart w:id="38632" w:name="day1"/>
+      <w:bookmarkStart w:id="59424" w:name="day1"/>
       <w:pPr>
         <w:pStyle w:val="Heading2"/>
       </w:pPr>
       <w:r>
         <w:t>Day 1 · LO1</w:t>
       </w:r>
-      <w:bookmarkEnd w:id="38632"/>
+      <w:bookmarkEnd w:id="59424"/>
     </w:p>
     <w:tbl>
       <w:tblPr>
@@ -448,7 +490,7 @@
           </w:tcPr>
           <w:p>
             <w:r>
-              <w:t>Executive Copilot opportunity and transformation mandate</w:t>
+              <w:t>Choose a business outcome and see Copilot Chat, Pages and prompts</w:t>
             </w:r>
           </w:p>
         </w:tc>
@@ -470,7 +512,7 @@
           </w:tcPr>
           <w:p>
             <w:r>
-              <w:t>Copilot Chat research and sourced decision briefs, Labs 01–02</w:t>
+              <w:t>Source-backed Copilot Chat and shared planning, Lab 01</w:t>
             </w:r>
           </w:p>
         </w:tc>
@@ -492,7 +534,7 @@
           </w:tcPr>
           <w:p>
             <w:r>
-              <w:t>Word strategy memo and PowerPoint board story, Lab 03</w:t>
+              <w:t>Word, PowerPoint and Outlook business content, Lab 02</w:t>
             </w:r>
           </w:p>
         </w:tc>
@@ -514,7 +556,7 @@
           </w:tcPr>
           <w:p>
             <w:r>
-              <w:t>Leadership decisions, peer challenge and implementation roadmap</w:t>
+              <w:t>Excel analysis, Teams decisions and pilot process plan, Lab 03</w:t>
             </w:r>
           </w:p>
         </w:tc>
@@ -526,14 +568,14 @@
       </w:r>
     </w:p>
     <w:p>
-      <w:bookmarkStart w:id="82806" w:name="day2"/>
+      <w:bookmarkStart w:id="66383" w:name="day2"/>
       <w:pPr>
         <w:pStyle w:val="Heading2"/>
       </w:pPr>
       <w:r>
         <w:t>Day 2 · LO2</w:t>
       </w:r>
-      <w:bookmarkEnd w:id="82806"/>
+      <w:bookmarkEnd w:id="66383"/>
     </w:p>
     <w:tbl>
       <w:tblPr>
@@ -584,7 +626,7 @@
           </w:tcPr>
           <w:p>
             <w:r>
-              <w:t>Business data boundaries and human review</w:t>
+              <w:t>Workflows agent: trigger, action, human review and exception</w:t>
             </w:r>
           </w:p>
         </w:tc>
@@ -606,7 +648,7 @@
           </w:tcPr>
           <w:p>
             <w:r>
-              <w:t>Responsible use and source verification, Lab 04</w:t>
+              <w:t>Design and simulate a Copilot Workflow, Lab 04</w:t>
             </w:r>
           </w:p>
         </w:tc>
@@ -628,7 +670,7 @@
           </w:tcPr>
           <w:p>
             <w:r>
-              <w:t>Governance, risk appetite and board assurance, Lab 05</w:t>
+              <w:t>Permissions, source checks, incident response and value, Lab 05</w:t>
             </w:r>
           </w:p>
         </w:tc>
@@ -650,7 +692,7 @@
           </w:tcPr>
           <w:p>
             <w:r>
-              <w:t>Executive communication, Teams and Outlook, Lab 06</w:t>
+              <w:t>Workflow demonstration, failure tests and control charter</w:t>
             </w:r>
           </w:p>
         </w:tc>
@@ -662,14 +704,14 @@
       </w:r>
     </w:p>
     <w:p>
-      <w:bookmarkStart w:id="99000" w:name="day3"/>
+      <w:bookmarkStart w:id="68174" w:name="day3"/>
       <w:pPr>
         <w:pStyle w:val="Heading2"/>
       </w:pPr>
       <w:r>
         <w:t>Day 3 · LO3 and LO4</w:t>
       </w:r>
-      <w:bookmarkEnd w:id="99000"/>
+      <w:bookmarkEnd w:id="68174"/>
     </w:p>
     <w:tbl>
       <w:tblPr>
@@ -720,7 +762,7 @@
           </w:tcPr>
           <w:p>
             <w:r>
-              <w:t>Integration choices and executive operating model, Lab 07</w:t>
+              <w:t>Agent Builder: purpose, instructions, knowledge and starter prompts, Lab 06</w:t>
             </w:r>
           </w:p>
         </w:tc>
@@ -742,7 +784,7 @@
           </w:tcPr>
           <w:p>
             <w:r>
-              <w:t>Adoption portfolio and 90-day plan, Lab 08</w:t>
+              <w:t>Test, share and monitor a bounded agent, Lab 07</w:t>
             </w:r>
           </w:p>
         </w:tc>
@@ -764,7 +806,7 @@
           </w:tcPr>
           <w:p>
             <w:r>
-              <w:t>Excel value case, scorecard and go/hold decision, Labs 09–10</w:t>
+              <w:t>Pilot adoption, value and board decision, Labs 08–10</w:t>
             </w:r>
           </w:p>
         </w:tc>
@@ -820,14 +862,14 @@
       </w:r>
     </w:p>
     <w:p>
-      <w:bookmarkStart w:id="62425" w:name="moderation"/>
+      <w:bookmarkStart w:id="43033" w:name="moderation"/>
       <w:pPr>
         <w:pStyle w:val="Heading1"/>
       </w:pPr>
       <w:r>
         <w:t>Assessment and moderation</w:t>
       </w:r>
-      <w:bookmarkEnd w:id="62425"/>
+      <w:bookmarkEnd w:id="43033"/>
     </w:p>
     <w:p>
       <w:r>
@@ -835,14 +877,14 @@
       </w:r>
     </w:p>
     <w:p>
-      <w:bookmarkStart w:id="46437" w:name="outcomemap"/>
+      <w:bookmarkStart w:id="86804" w:name="outcomemap"/>
       <w:pPr>
         <w:pStyle w:val="Heading1"/>
       </w:pPr>
       <w:r>
         <w:t>Outcome-to-evidence map</w:t>
       </w:r>
-      <w:bookmarkEnd w:id="46437"/>
+      <w:bookmarkEnd w:id="86804"/>
     </w:p>
     <w:p>
       <w:r>
